--- a/materialien/Werkzeuge/Warm-up-Karten/KR_W3_Warmup_LSG.docx
+++ b/materialien/Werkzeuge/Warm-up-Karten/KR_W3_Warmup_LSG.docx
@@ -1335,7 +1335,7 @@
                 <w:color w:val="1B1B1F"/>
                 <w:sz w:val="22"/>
               </w:rPr>
-              <w:t>KRYPTOS-16: Bestimme S(0110) und S⁻¹(1000) mit dem S-Box-Handout.</w:t>
+              <w:t>KRYPTOS-16: Bestimme S(0110) und S⁻¹(1001) mit dem S-Box-Handout.</w:t>
             </w:r>
           </w:p>
           <w:tbl>
@@ -1421,7 +1421,7 @@
                       <w:color w:val="1F4E8C"/>
                       <w:sz w:val="22"/>
                     </w:rPr>
-                    <w:t xml:space="preserve">, S⁻¹(1000) = </w:t>
+                    <w:t xml:space="preserve">, S⁻¹(1001) = </w:t>
                   </w:r>
                   <w:r>
                     <w:rPr>
@@ -1431,7 +1431,7 @@
                       <w:color w:val="1F4E8C"/>
                       <w:sz w:val="22"/>
                     </w:rPr>
-                    <w:t>0110</w:t>
+                    <w:t>0011</w:t>
                   </w:r>
                 </w:p>
               </w:tc>

--- a/materialien/Werkzeuge/Warm-up-Karten/KR_W3_Warmup_LSG.docx
+++ b/materialien/Werkzeuge/Warm-up-Karten/KR_W3_Warmup_LSG.docx
@@ -1335,7 +1335,7 @@
                 <w:color w:val="1B1B1F"/>
                 <w:sz w:val="22"/>
               </w:rPr>
-              <w:t>KRYPTOS-16: Bestimme S(0110) und S⁻¹(1001) mit dem S-Box-Handout.</w:t>
+              <w:t>KRYPTOS-16: Bestimme S(0100) und S⁻¹(1001) mit dem S-Box-Handout.</w:t>
             </w:r>
           </w:p>
           <w:tbl>
@@ -1401,7 +1401,7 @@
                       <w:color w:val="1F4E8C"/>
                       <w:sz w:val="22"/>
                     </w:rPr>
-                    <w:t xml:space="preserve">S(0110) = </w:t>
+                    <w:t xml:space="preserve">S(0100) = </w:t>
                   </w:r>
                   <w:r>
                     <w:rPr>
@@ -1411,7 +1411,7 @@
                       <w:color w:val="1F4E8C"/>
                       <w:sz w:val="22"/>
                     </w:rPr>
-                    <w:t>1000</w:t>
+                    <w:t>0111</w:t>
                   </w:r>
                   <w:r>
                     <w:rPr>
@@ -2360,7 +2360,7 @@
                 <w:color w:val="1B1B1F"/>
                 <w:sz w:val="22"/>
               </w:rPr>
-              <w:t>KDIHQ</w:t>
+              <w:t>ODQCH</w:t>
             </w:r>
             <w:r>
               <w:rPr>
@@ -2436,7 +2436,7 @@
                       <w:color w:val="1F4E8C"/>
                       <w:sz w:val="22"/>
                     </w:rPr>
-                    <w:t>hafen</w:t>
+                    <w:t>lanze</w:t>
                   </w:r>
                   <w:r>
                     <w:rPr>
@@ -2446,7 +2446,7 @@
                       <w:color w:val="1F4E8C"/>
                       <w:sz w:val="22"/>
                     </w:rPr>
-                    <w:t xml:space="preserve"> (K − 3 = H …)</w:t>
+                    <w:t xml:space="preserve"> (O − 3 = L …)</w:t>
                   </w:r>
                 </w:p>
               </w:tc>
@@ -2713,7 +2713,7 @@
                 <w:color w:val="1B1B1F"/>
                 <w:sz w:val="22"/>
               </w:rPr>
-              <w:t>Kasiski: Wiederholungen im Abstand 12, 18 und 30. Welche Schlüssellänge ist am wahrscheinlichsten?</w:t>
+              <w:t>Kasiski: Wiederholungen im Abstand 16, 24 und 40. Welche Schlüssellänge ist am wahrscheinlichsten?</w:t>
             </w:r>
           </w:p>
           <w:tbl>
@@ -2789,7 +2789,7 @@
                       <w:color w:val="1F4E8C"/>
                       <w:sz w:val="22"/>
                     </w:rPr>
-                    <w:t>6</w:t>
+                    <w:t>8</w:t>
                   </w:r>
                   <w:r>
                     <w:rPr>
@@ -2799,7 +2799,7 @@
                       <w:color w:val="1F4E8C"/>
                       <w:sz w:val="22"/>
                     </w:rPr>
-                    <w:t xml:space="preserve"> (auch 2 oder 3 möglich)</w:t>
+                    <w:t xml:space="preserve"> (auch 2 oder 4 möglich)</w:t>
                   </w:r>
                 </w:p>
               </w:tc>
